--- a/public/resume/igor-kupchinenko-product-designer-resume.docx
+++ b/public/resume/igor-kupchinenko-product-designer-resume.docx
@@ -98,7 +98,7 @@
     </w:p>
     <w:p>
       <w:r>
-        <w:t>Product designer for consumer apps. I start with interviews and watching people use a product, then design the flows and information that show them what is happening, what comes next and what it costs. Shipped a food-ordering app on iOS and Android; since then, research-led projects, including AI-assisted features. A software-engineering background lets me prototype in code and ship apps by directing AI coding agents.</w:t>
+        <w:t>Product designer for consumer apps with a software-engineering background. I start with interviews and observation, then design flows that make time, cost and the next step clear. At SuperGood I redesigned ordering and rebuilt the app alone: repeating a usual order fell from about a minute to 5 seconds, and the store rating rose from 3.1 to 3.7.</w:t>
       </w:r>
     </w:p>
     <w:p>
@@ -135,7 +135,7 @@
         <w:rPr>
           <w:sz w:val="19"/>
         </w:rPr>
-        <w:t>Product Designer / Mobile Engineer, food delivery app | Aug 2023 - Jul 2024</w:t>
+        <w:t>Product Designer / Mobile Engineer, sole designer and engineer, food delivery | Aug 2023 - Jul 2024</w:t>
       </w:r>
     </w:p>
     <w:p>
@@ -146,7 +146,7 @@
       <w:r>
         <w:t>•</w:t>
         <w:tab/>
-        <w:t>Public reviews questioned both the app and whether the food was worth the price. Customer conversations, observed orders and prototype tasks showed people could not judge a dish, delivery time or total before paying.</w:t>
+        <w:t>Reviews doubted the app and whether the food was worth its price. I owned ordering end to end, working directly with the business. Review analysis and observation showed hidden time and total, people losing their place in the menu, and usual orders rebuilt dish by dish.</w:t>
       </w:r>
     </w:p>
     <w:p>
@@ -157,7 +157,7 @@
       <w:r>
         <w:t>•</w:t>
         <w:tab/>
-        <w:t>Added weight, ingredients, nutrition and cooking time to the dish sheet, and a persistent bar with delivery time, item count and total. Brought address, time, payment, bonuses and total into one checkout, each editable in place.</w:t>
+        <w:t>Added a pinned bar with delivery time, item count and total, weight, ingredients and nutrition on every dish, and reordering from history: one tap brings back a past order or a single dish.</w:t>
       </w:r>
     </w:p>
     <w:p>
@@ -168,7 +168,7 @@
       <w:r>
         <w:t>•</w:t>
         <w:tab/>
-        <w:t>Weekday orders often repeated, so I turned order history into reordering: add single dishes or a whole past order back to the basket.</w:t>
+        <w:t>Rebuilt separate iOS and Android apps as one Flutter app in 11 months, with no handoff: menu, basket, payment with 3DS, maps and tracking, loyalty.</w:t>
       </w:r>
     </w:p>
     <w:p>
@@ -179,7 +179,7 @@
       <w:r>
         <w:t>•</w:t>
         <w:tab/>
-        <w:t>Designed and built the app in Flutter, replacing separate iOS and Android apps with no handoff: menu, basket, payment and 3DS, maps and tracking, loyalty, on a design system of Material Design components. Shipped on both platforms.</w:t>
+        <w:t>Comparative usability test with 10 colleagues: reordering took 5 s instead of 60 s, success rose from 2 to 10 of 10, ease from 3 to 6 of 7. The store rating rose from 3.1 to 3.7; new reviews praised the app.</w:t>
       </w:r>
     </w:p>
     <w:p>
@@ -195,6 +195,57 @@
         <w:pStyle w:val="Heading2"/>
       </w:pPr>
       <w:hyperlink r:id="rId14">
+        <w:r>
+          <w:rPr>
+            <w:rFonts w:ascii="Arial" w:hAnsi="Arial" w:cs="Arial"/>
+            <w:color w:val="222222"/>
+            <w:sz w:val="21"/>
+            <w:u w:val="single"/>
+            <w:b/>
+          </w:rPr>
+          <w:t>Observatory</w:t>
+        </w:r>
+      </w:hyperlink>
+    </w:p>
+    <w:p>
+      <w:pPr>
+        <w:keepNext/>
+        <w:spacing w:after="40"/>
+      </w:pPr>
+      <w:r>
+        <w:rPr>
+          <w:sz w:val="19"/>
+        </w:rPr>
+        <w:t>Personal macOS app, built with AI coding agents from my specs, released on GitHub | Jul - Aug 2026</w:t>
+      </w:r>
+    </w:p>
+    <w:p>
+      <w:pPr>
+        <w:pStyle w:val="ListBullet"/>
+        <w:keepLines/>
+      </w:pPr>
+      <w:r>
+        <w:t>•</w:t>
+        <w:tab/>
+        <w:t>Five interviews defined two needs: see a whole app at once, and record runs to compare. Grouped processes by app, so Brave Browser reads as one row instead of 17.</w:t>
+      </w:r>
+    </w:p>
+    <w:p>
+      <w:pPr>
+        <w:pStyle w:val="ListBullet"/>
+        <w:keepLines/>
+      </w:pPr>
+      <w:r>
+        <w:t>•</w:t>
+        <w:tab/>
+        <w:t>Iterated the prototype into a scannable list with app-first tests. Three developer colleagues have used it for two months to compare app versions.</w:t>
+      </w:r>
+    </w:p>
+    <w:p>
+      <w:pPr>
+        <w:pStyle w:val="Heading2"/>
+      </w:pPr>
+      <w:hyperlink r:id="rId15">
         <w:r>
           <w:rPr>
             <w:rFonts w:ascii="Arial" w:hAnsi="Arial" w:cs="Arial"/>
@@ -227,7 +278,7 @@
       <w:r>
         <w:t>•</w:t>
         <w:tab/>
-        <w:t>Interviewed eight people about saving and finding posts. Synthesis showed the work of organising was left to their future selves: too much to file, too little to remember, too easy to leave.</w:t>
+        <w:t>Eight interviews: six said finding a saved post was their main problem, so search came first.</w:t>
       </w:r>
     </w:p>
     <w:p>
@@ -238,14 +289,14 @@
       <w:r>
         <w:t>•</w:t>
         <w:tab/>
-        <w:t>Designed AI-assisted collection suggestions and search by subject, place or note. The full list stays one tap away, so a wrong suggestion never takes the choice away. Built as an interactive React prototype, live on my site.</w:t>
+        <w:t>Designed AI search by subject, place or note, and suggestions that make saving to a new collection one tap. Interactive React prototype, live on my site.</w:t>
       </w:r>
     </w:p>
     <w:p>
       <w:pPr>
         <w:pStyle w:val="Heading2"/>
       </w:pPr>
-      <w:hyperlink r:id="rId15">
+      <w:hyperlink r:id="rId16">
         <w:r>
           <w:rPr>
             <w:rFonts w:ascii="Arial" w:hAnsi="Arial" w:cs="Arial"/>
@@ -254,7 +305,7 @@
             <w:u w:val="single"/>
             <w:b/>
           </w:rPr>
-          <w:t>Observatory</w:t>
+          <w:t>Two Sticks</w:t>
         </w:r>
       </w:hyperlink>
     </w:p>
@@ -267,7 +318,7 @@
         <w:rPr>
           <w:sz w:val="19"/>
         </w:rPr>
-        <w:t>Personal macOS app, built with AI coding agents from my specs, released on GitHub | Jul 2026 - Aug 2026</w:t>
+        <w:t>Telegram product for learning Chinese, built on a university diploma’s research | 2024</w:t>
       </w:r>
     </w:p>
     <w:p>
@@ -278,18 +329,7 @@
       <w:r>
         <w:t>•</w:t>
         <w:tab/>
-        <w:t>Five interviews about recent performance checks defined two needs: see a whole application at once, and keep a recording to compare later. Grouped processes under their application, with detail one level below.</w:t>
-      </w:r>
-    </w:p>
-    <w:p>
-      <w:pPr>
-        <w:pStyle w:val="ListBullet"/>
-        <w:keepLines/>
-      </w:pPr>
-      <w:r>
-        <w:t>•</w:t>
-        <w:tab/>
-        <w:t>Reviewed the first prototype against those tasks and made three changes: cards became a scannable list with a live plot, test setup starts from the app, saved results moved into the recording flow.</w:t>
+        <w:t>One chat for search, flashcards and handwriting instead of three tools; designed and built the bot, API and Web App. Students missed pronunciation practice, the next step.</w:t>
       </w:r>
     </w:p>
     <w:p>
@@ -307,17 +347,13 @@
       <w:r>
         <w:t>Paycos</w:t>
       </w:r>
-    </w:p>
-    <w:p>
-      <w:pPr>
-        <w:keepNext/>
-        <w:spacing w:after="40"/>
-      </w:pPr>
       <w:r>
         <w:rPr>
+          <w:rFonts w:ascii="Arial" w:hAnsi="Arial" w:cs="Arial"/>
+          <w:b w:val="0"/>
           <w:sz w:val="19"/>
         </w:rPr>
-        <w:t>Software Developer, contract | Jul 2024 - Dec 2025</w:t>
+        <w:t xml:space="preserve">  |  Software Developer, contract | Jul 2024 - Dec 2025</w:t>
       </w:r>
     </w:p>
     <w:p>
@@ -338,17 +374,13 @@
       <w:r>
         <w:t>22bytes</w:t>
       </w:r>
-    </w:p>
-    <w:p>
-      <w:pPr>
-        <w:keepNext/>
-        <w:spacing w:after="40"/>
-      </w:pPr>
       <w:r>
         <w:rPr>
+          <w:rFonts w:ascii="Arial" w:hAnsi="Arial" w:cs="Arial"/>
+          <w:b w:val="0"/>
           <w:sz w:val="19"/>
         </w:rPr>
-        <w:t>Mobile Game Designer / Prototype Developer | Apr 2023 - Aug 2023</w:t>
+        <w:t xml:space="preserve">  |  Mobile Game Designer / Prototype Developer | Apr 2023 - Aug 2023</w:t>
       </w:r>
     </w:p>
     <w:p>
@@ -372,7 +404,7 @@
     </w:p>
     <w:p>
       <w:r>
-        <w:t>Research: user interviews, customer development, usability testing, observation, synthesis, competitor analysis, CJM, JTBD, hypothesis framing.</w:t>
+        <w:t>Research: user interviews, customer development, contextual inquiry, comparative usability testing, review analysis, synthesis, competitor analysis, CJM, JTBD.</w:t>
         <w:br/>
         <w:t>Design: UX/UI, information architecture, user flows, wireframes, interaction design, prototyping, design systems, adaptive layouts, motion. Figma, Material Design, Apple HIG.</w:t>
         <w:br/>
@@ -390,16 +422,8 @@
       </w:r>
     </w:p>
     <w:p>
-      <w:pPr>
-        <w:spacing w:after="20"/>
-      </w:pPr>
       <w:r>
-        <w:t>Diploma in Programming in Computer Systems, MFUA College | 2019 - 2023</w:t>
-      </w:r>
-    </w:p>
-    <w:p>
-      <w:r>
-        <w:t>Russian: native | English: B2 (upper-intermediate)</w:t>
+        <w:t>Programming in Computer Systems, MFUA College | 2019 - 2023  ·  Russian native, English B2</w:t>
       </w:r>
     </w:p>
     <w:sectPr>

--- a/public/resume/igor-kupchinenko-product-designer-resume.docx
+++ b/public/resume/igor-kupchinenko-product-designer-resume.docx
@@ -15,7 +15,7 @@
         <w:pStyle w:val="Subtitle"/>
       </w:pPr>
       <w:r>
-        <w:t>PRODUCT DESIGNER · CONSUMER APPS · RESEARCH AND INTERACTION DESIGN</w:t>
+        <w:t>JUNIOR PRODUCT DESIGNER · CONSUMER APPS · RESEARCH AND INTERACTION DESIGN</w:t>
       </w:r>
     </w:p>
     <w:p>
@@ -56,6 +56,23 @@
           <w:t>i.kupchinenko@gmail.com</w:t>
         </w:r>
       </w:hyperlink>
+      <w:r>
+        <w:rPr>
+          <w:sz w:val="20"/>
+        </w:rPr>
+        <w:t xml:space="preserve">  |  Telegram </w:t>
+      </w:r>
+      <w:hyperlink r:id="rId11">
+        <w:r>
+          <w:rPr>
+            <w:rFonts w:ascii="Arial" w:hAnsi="Arial" w:cs="Arial"/>
+            <w:color w:val="222222"/>
+            <w:sz w:val="20"/>
+            <w:u w:val="single"/>
+          </w:rPr>
+          <w:t>@iggy_sleepy</w:t>
+        </w:r>
+      </w:hyperlink>
     </w:p>
     <w:p>
       <w:pPr>
@@ -65,9 +82,9 @@
         <w:rPr>
           <w:sz w:val="20"/>
         </w:rPr>
-        <w:t xml:space="preserve">Moscow · office, hybrid or remote  |  </w:t>
+        <w:t xml:space="preserve">Moscow  |  </w:t>
       </w:r>
-      <w:hyperlink r:id="rId11">
+      <w:hyperlink r:id="rId12">
         <w:r>
           <w:rPr>
             <w:rFonts w:ascii="Arial" w:hAnsi="Arial" w:cs="Arial"/>
@@ -84,7 +101,7 @@
         </w:rPr>
         <w:t xml:space="preserve">  |  </w:t>
       </w:r>
-      <w:hyperlink r:id="rId12">
+      <w:hyperlink r:id="rId13">
         <w:r>
           <w:rPr>
             <w:rFonts w:ascii="Arial" w:hAnsi="Arial" w:cs="Arial"/>
@@ -98,7 +115,7 @@
     </w:p>
     <w:p>
       <w:r>
-        <w:t>Product designer for consumer apps with a software-engineering background. I start with interviews and observation, then design flows that make time, cost and the next step clear. At SuperGood I redesigned ordering and rebuilt the app alone: repeating a usual order fell from about a minute to 5 seconds, and the store rating rose from 3.1 to 3.7.</w:t>
+        <w:t>Product designer for consumer apps, with backgrounds in software engineering and game design. I start with interviews and observation, then design flows that make time, cost and the next step clear. At SuperGood I redesigned ordering and rebuilt the app alone: reordering a usual meal fell from about a minute to 5 seconds, and the store rating rose from 3.1 to 3.7.</w:t>
       </w:r>
     </w:p>
     <w:p>
@@ -106,14 +123,14 @@
         <w:pStyle w:val="Heading1"/>
       </w:pPr>
       <w:r>
-        <w:t>PRODUCT DESIGN EXPERIENCE</w:t>
+        <w:t>DESIGN EXPERIENCE</w:t>
       </w:r>
     </w:p>
     <w:p>
       <w:pPr>
         <w:pStyle w:val="Heading2"/>
       </w:pPr>
-      <w:hyperlink r:id="rId13">
+      <w:hyperlink r:id="rId14">
         <w:r>
           <w:rPr>
             <w:rFonts w:ascii="Arial" w:hAnsi="Arial" w:cs="Arial"/>
@@ -135,51 +152,111 @@
         <w:rPr>
           <w:sz w:val="19"/>
         </w:rPr>
-        <w:t>Product Designer / Mobile Engineer, sole designer and engineer, food delivery | Aug 2023 - Jul 2024</w:t>
+        <w:t>Product Designer / Mobile Engineer, food delivery app | Aug 2023 - Jul 2024</w:t>
       </w:r>
     </w:p>
     <w:p>
       <w:pPr>
         <w:pStyle w:val="ListBullet"/>
+        <w:keepNext/>
         <w:keepLines/>
       </w:pPr>
       <w:r>
         <w:t>•</w:t>
         <w:tab/>
-        <w:t>Reviews doubted the app and whether the food was worth its price. I owned ordering end to end, working directly with the business. Review analysis and observation showed hidden time and total, people losing their place in the menu, and usual orders rebuilt dish by dish.</w:t>
+        <w:t>As the only designer and engineer, owned ordering end to end and worked directly with the business. Public reviews doubted both the app and whether the food was worth its price.</w:t>
       </w:r>
     </w:p>
     <w:p>
       <w:pPr>
         <w:pStyle w:val="ListBullet"/>
+        <w:keepNext/>
         <w:keepLines/>
       </w:pPr>
       <w:r>
         <w:t>•</w:t>
         <w:tab/>
-        <w:t>Added a pinned bar with delivery time, item count and total, weight, ingredients and nutrition on every dish, and reordering from history: one tap brings back a past order or a single dish.</w:t>
+        <w:t>Cut reordering a usual meal from 60 s to 5 s with one-tap repeats from order history, after review analysis and observation showed people rebuilding orders dish by dish. In a comparative usability test with 10 colleagues, success rose from 2 to 10 of 10 and ease from 3 to 6 of 7.</w:t>
       </w:r>
     </w:p>
     <w:p>
       <w:pPr>
         <w:pStyle w:val="ListBullet"/>
+        <w:keepNext/>
         <w:keepLines/>
       </w:pPr>
       <w:r>
         <w:t>•</w:t>
         <w:tab/>
-        <w:t>Rebuilt separate iOS and Android apps as one Flutter app in 11 months, with no handoff: menu, basket, payment with 3DS, maps and tracking, loyalty.</w:t>
+        <w:t>Made time and cost visible before paying: a pinned bar with delivery time, item count and total, plus weight, ingredients and nutrition on every dish, so nobody has to leave the menu to check.</w:t>
       </w:r>
     </w:p>
     <w:p>
       <w:pPr>
         <w:pStyle w:val="ListBullet"/>
+        <w:keepNext w:val="0"/>
         <w:keepLines/>
       </w:pPr>
       <w:r>
         <w:t>•</w:t>
         <w:tab/>
-        <w:t>Comparative usability test with 10 colleagues: reordering took 5 s instead of 60 s, success rose from 2 to 10 of 10, ease from 3 to 6 of 7. The store rating rose from 3.1 to 3.7; new reviews praised the app.</w:t>
+        <w:t>Rebuilt separate iOS and Android apps as one Flutter app in 11 months, with no handoff: menu, basket, payment with 3DS, maps and tracking, loyalty. The store rating rose from 3.1 to 3.7, and new reviews praised the app.</w:t>
+      </w:r>
+    </w:p>
+    <w:p>
+      <w:pPr>
+        <w:pStyle w:val="Heading2"/>
+      </w:pPr>
+      <w:r>
+        <w:t>22bytes</w:t>
+      </w:r>
+    </w:p>
+    <w:p>
+      <w:pPr>
+        <w:keepNext/>
+        <w:spacing w:after="40"/>
+      </w:pPr>
+      <w:r>
+        <w:rPr>
+          <w:sz w:val="19"/>
+        </w:rPr>
+        <w:t>Game Designer / Prototype Developer, casual and hyper-casual mobile games | Apr 2023 - Aug 2023</w:t>
+      </w:r>
+    </w:p>
+    <w:p>
+      <w:pPr>
+        <w:pStyle w:val="ListBullet"/>
+        <w:keepNext/>
+        <w:keepLines/>
+      </w:pPr>
+      <w:r>
+        <w:t>•</w:t>
+        <w:tab/>
+        <w:t>Designed core loops for 7 small games (puzzles, light strategy, short RPGs): fast nested loops inside longer ones, and chains that unlock step by step.</w:t>
+      </w:r>
+    </w:p>
+    <w:p>
+      <w:pPr>
+        <w:pStyle w:val="ListBullet"/>
+        <w:keepNext/>
+        <w:keepLines/>
+      </w:pPr>
+      <w:r>
+        <w:t>•</w:t>
+        <w:tab/>
+        <w:t>Shaped strategy through constraints: obstacles and limits that make players choose between approaches.</w:t>
+      </w:r>
+    </w:p>
+    <w:p>
+      <w:pPr>
+        <w:pStyle w:val="ListBullet"/>
+        <w:keepNext w:val="0"/>
+        <w:keepLines/>
+      </w:pPr>
+      <w:r>
+        <w:t>•</w:t>
+        <w:tab/>
+        <w:t>Playtested every build: 2 to 5 minute sessions, day-1 retention of 27-30% and day-7 of 4-10%. 2 of 7 prototypes were greenlit.</w:t>
       </w:r>
     </w:p>
     <w:p>
@@ -194,7 +271,7 @@
       <w:pPr>
         <w:pStyle w:val="Heading2"/>
       </w:pPr>
-      <w:hyperlink r:id="rId14">
+      <w:hyperlink r:id="rId15">
         <w:r>
           <w:rPr>
             <w:rFonts w:ascii="Arial" w:hAnsi="Arial" w:cs="Arial"/>
@@ -222,74 +299,37 @@
     <w:p>
       <w:pPr>
         <w:pStyle w:val="ListBullet"/>
+        <w:keepNext/>
         <w:keepLines/>
       </w:pPr>
       <w:r>
         <w:t>•</w:t>
         <w:tab/>
-        <w:t>Five interviews defined two needs: see a whole app at once, and record runs to compare. Grouped processes by app, so Brave Browser reads as one row instead of 17.</w:t>
+        <w:t>Grouped processes under their app, so Brave Browser reads as 1 row instead of 17. All five interviews started from an app, never from a process.</w:t>
       </w:r>
     </w:p>
     <w:p>
       <w:pPr>
         <w:pStyle w:val="ListBullet"/>
+        <w:keepNext/>
         <w:keepLines/>
       </w:pPr>
       <w:r>
         <w:t>•</w:t>
         <w:tab/>
-        <w:t>Iterated the prototype into a scannable list with app-first tests. Three developer colleagues have used it for two months to compare app versions.</w:t>
-      </w:r>
-    </w:p>
-    <w:p>
-      <w:pPr>
-        <w:pStyle w:val="Heading2"/>
-      </w:pPr>
-      <w:hyperlink r:id="rId15">
-        <w:r>
-          <w:rPr>
-            <w:rFonts w:ascii="Arial" w:hAnsi="Arial" w:cs="Arial"/>
-            <w:color w:val="222222"/>
-            <w:sz w:val="21"/>
-            <w:u w:val="single"/>
-            <w:b/>
-          </w:rPr>
-          <w:t>Instagram Saves redesign</w:t>
-        </w:r>
-      </w:hyperlink>
-    </w:p>
-    <w:p>
-      <w:pPr>
-        <w:keepNext/>
-        <w:spacing w:after="40"/>
-      </w:pPr>
-      <w:r>
-        <w:rPr>
-          <w:sz w:val="19"/>
-        </w:rPr>
-        <w:t>Independent concept, coded prototype | 2026</w:t>
+        <w:t>Cut top-level sections from 3 to 2 by moving results to where a test ends, and started test setup from the app instead of the recording mode.</w:t>
       </w:r>
     </w:p>
     <w:p>
       <w:pPr>
         <w:pStyle w:val="ListBullet"/>
+        <w:keepNext w:val="0"/>
         <w:keepLines/>
       </w:pPr>
       <w:r>
         <w:t>•</w:t>
         <w:tab/>
-        <w:t>Eight interviews: six said finding a saved post was their main problem, so search came first.</w:t>
-      </w:r>
-    </w:p>
-    <w:p>
-      <w:pPr>
-        <w:pStyle w:val="ListBullet"/>
-        <w:keepLines/>
-      </w:pPr>
-      <w:r>
-        <w:t>•</w:t>
-        <w:tab/>
-        <w:t>Designed AI search by subject, place or note, and suggestions that make saving to a new collection one tap. Interactive React prototype, live on my site.</w:t>
+        <w:t>Three developer colleagues have used it for two months to compare app versions and apps of one kind, such as the terminals Ghostty, kitty and Alacritty.</w:t>
       </w:r>
     </w:p>
     <w:p>
@@ -324,12 +364,90 @@
     <w:p>
       <w:pPr>
         <w:pStyle w:val="ListBullet"/>
+        <w:keepNext/>
         <w:keepLines/>
       </w:pPr>
       <w:r>
         <w:t>•</w:t>
         <w:tab/>
-        <w:t>One chat for search, flashcards and handwriting instead of three tools; designed and built the bot, API and Web App. Students missed pronunciation practice, the next step.</w:t>
+        <w:t>Zero installs: chose Telegram over a standalone app because learners already live there, with handwriting as a Telegram Web App. Designed and built the bot, API and Web App.</w:t>
+      </w:r>
+    </w:p>
+    <w:p>
+      <w:pPr>
+        <w:pStyle w:val="ListBullet"/>
+        <w:keepNext/>
+        <w:keepLines/>
+      </w:pPr>
+      <w:r>
+        <w:t>•</w:t>
+        <w:tab/>
+        <w:t>One saved list feeds flashcards, notebook sheets and handwriting. Flashcards unlock at five words, so every quiz has real wrong answers.</w:t>
+      </w:r>
+    </w:p>
+    <w:p>
+      <w:pPr>
+        <w:pStyle w:val="ListBullet"/>
+        <w:keepNext w:val="0"/>
+        <w:keepLines/>
+      </w:pPr>
+      <w:r>
+        <w:t>•</w:t>
+        <w:tab/>
+        <w:t>Shipped the learner loop before the teacher tools in the brief. Students valued having one place instead of three tools and missed pronunciation practice, the next step.</w:t>
+      </w:r>
+    </w:p>
+    <w:p>
+      <w:pPr>
+        <w:pStyle w:val="Heading2"/>
+      </w:pPr>
+      <w:hyperlink r:id="rId17">
+        <w:r>
+          <w:rPr>
+            <w:rFonts w:ascii="Arial" w:hAnsi="Arial" w:cs="Arial"/>
+            <w:color w:val="222222"/>
+            <w:sz w:val="21"/>
+            <w:u w:val="single"/>
+            <w:b/>
+          </w:rPr>
+          <w:t>Instagram Saves redesign</w:t>
+        </w:r>
+      </w:hyperlink>
+    </w:p>
+    <w:p>
+      <w:pPr>
+        <w:keepNext/>
+        <w:spacing w:after="40"/>
+      </w:pPr>
+      <w:r>
+        <w:rPr>
+          <w:sz w:val="19"/>
+        </w:rPr>
+        <w:t>Independent concept, coded prototype | 2026</w:t>
+      </w:r>
+    </w:p>
+    <w:p>
+      <w:pPr>
+        <w:pStyle w:val="ListBullet"/>
+        <w:keepNext/>
+        <w:keepLines/>
+      </w:pPr>
+      <w:r>
+        <w:t>•</w:t>
+        <w:tab/>
+        <w:t>Six of eight interviewees could not find saved posts, so I put search inside Saved instead of asking people to file more, the work they already skip.</w:t>
+      </w:r>
+    </w:p>
+    <w:p>
+      <w:pPr>
+        <w:pStyle w:val="ListBullet"/>
+        <w:keepNext w:val="0"/>
+        <w:keepLines/>
+      </w:pPr>
+      <w:r>
+        <w:t>•</w:t>
+        <w:tab/>
+        <w:t>Collection suggestions turn a new collection from two taps and a name into one tap, with the full list kept for wrong guesses. React prototype, live on my site.</w:t>
       </w:r>
     </w:p>
     <w:p>
@@ -369,33 +487,6 @@
     </w:p>
     <w:p>
       <w:pPr>
-        <w:pStyle w:val="Heading2"/>
-      </w:pPr>
-      <w:r>
-        <w:t>22bytes</w:t>
-      </w:r>
-      <w:r>
-        <w:rPr>
-          <w:rFonts w:ascii="Arial" w:hAnsi="Arial" w:cs="Arial"/>
-          <w:b w:val="0"/>
-          <w:sz w:val="19"/>
-        </w:rPr>
-        <w:t xml:space="preserve">  |  Mobile Game Designer / Prototype Developer | Apr 2023 - Aug 2023</w:t>
-      </w:r>
-    </w:p>
-    <w:p>
-      <w:pPr>
-        <w:pStyle w:val="ListBullet"/>
-        <w:keepLines/>
-      </w:pPr>
-      <w:r>
-        <w:t>•</w:t>
-        <w:tab/>
-        <w:t>Designed and built playable Android game prototypes in short cycles: interaction, player feedback, scope.</w:t>
-      </w:r>
-    </w:p>
-    <w:p>
-      <w:pPr>
         <w:pStyle w:val="Heading1"/>
       </w:pPr>
       <w:r>
@@ -404,13 +495,11 @@
     </w:p>
     <w:p>
       <w:r>
-        <w:t>Research: user interviews, customer development, contextual inquiry, comparative usability testing, review analysis, synthesis, competitor analysis, CJM, JTBD.</w:t>
+        <w:t>Research: user interviews, customer development, contextual inquiry, comparative usability testing, review analysis, playtesting, synthesis, competitor analysis, CJM, JTBD.</w:t>
         <w:br/>
-        <w:t>Design: UX/UI, information architecture, user flows, wireframes, interaction design, prototyping, design systems, adaptive layouts, motion. Figma, Material Design, Apple HIG.</w:t>
+        <w:t>Design: UX/UI, information architecture, user flows, wireframes, interaction design, prototyping, design systems, game loops and progression, motion. Figma, Material Design, Apple HIG.</w:t>
         <w:br/>
-        <w:t>AI: designing AI-assisted features (suggestions, semantic search, error states); building with AI coding agents (Claude Code, Codex).</w:t>
-        <w:br/>
-        <w:t>Code: React, Flutter, HTML/CSS/JS, SwiftUI; Go, Python.</w:t>
+        <w:t>AI and code: AI-assisted features (suggestions, semantic search); building with AI coding agents (Claude Code, Codex). React, Flutter, HTML/CSS/JS, SwiftUI; Go, Python.</w:t>
       </w:r>
     </w:p>
     <w:p>
@@ -867,7 +956,7 @@
       <w:outlineLvl w:val="0"/>
     </w:pPr>
     <w:rPr>
-      <w:rFonts w:asciiTheme="majorHAnsi" w:eastAsiaTheme="majorEastAsia" w:hAnsiTheme="majorHAnsi" w:cstheme="majorBidi" w:ascii="Arial" w:hAnsi="Arial"/>
+      <w:rFonts w:ascii="Arial" w:hAnsi="Arial" w:cs="Arial" w:eastAsia="Arial"/>
       <w:b/>
       <w:bCs/>
       <w:color w:val="000000"/>
@@ -891,7 +980,7 @@
       <w:outlineLvl w:val="1"/>
     </w:pPr>
     <w:rPr>
-      <w:rFonts w:asciiTheme="majorHAnsi" w:eastAsiaTheme="majorEastAsia" w:hAnsiTheme="majorHAnsi" w:cstheme="majorBidi" w:ascii="Arial" w:hAnsi="Arial"/>
+      <w:rFonts w:ascii="Arial" w:hAnsi="Arial" w:cs="Arial" w:eastAsia="Arial"/>
       <w:b/>
       <w:bCs/>
       <w:color w:val="000000"/>
@@ -1153,7 +1242,7 @@
       <w:contextualSpacing/>
     </w:pPr>
     <w:rPr>
-      <w:rFonts w:asciiTheme="majorHAnsi" w:eastAsiaTheme="majorEastAsia" w:hAnsiTheme="majorHAnsi" w:cstheme="majorBidi" w:ascii="Arial" w:hAnsi="Arial"/>
+      <w:rFonts w:ascii="Arial" w:hAnsi="Arial" w:cs="Arial" w:eastAsia="Arial"/>
       <w:b/>
       <w:color w:val="000000"/>
       <w:spacing w:val="5"/>
@@ -1192,13 +1281,13 @@
       <w:spacing w:after="100"/>
     </w:pPr>
     <w:rPr>
-      <w:rFonts w:asciiTheme="majorHAnsi" w:eastAsiaTheme="majorEastAsia" w:hAnsiTheme="majorHAnsi" w:cstheme="majorBidi" w:ascii="Arial" w:hAnsi="Arial"/>
+      <w:rFonts w:ascii="Arial" w:hAnsi="Arial" w:cs="Arial" w:eastAsia="Arial"/>
       <w:b/>
       <w:i w:val="0"/>
       <w:iCs/>
       <w:color w:val="000000"/>
       <w:spacing w:val="15"/>
-      <w:sz w:val="22"/>
+      <w:sz w:val="20"/>
       <w:szCs w:val="24"/>
     </w:rPr>
   </w:style>
@@ -1339,7 +1428,7 @@
       <w:contextualSpacing/>
     </w:pPr>
     <w:rPr>
-      <w:rFonts w:ascii="Arial" w:hAnsi="Arial"/>
+      <w:rFonts w:ascii="Arial" w:hAnsi="Arial" w:cs="Arial" w:eastAsia="Arial"/>
       <w:color w:val="000000"/>
       <w:sz w:val="21"/>
     </w:rPr>

--- a/public/resume/igor-kupchinenko-product-designer-resume.docx
+++ b/public/resume/igor-kupchinenko-product-designer-resume.docx
@@ -435,7 +435,7 @@
       <w:r>
         <w:t>•</w:t>
         <w:tab/>
-        <w:t>Six of eight interviewees could not find saved posts, so I put search inside Saved instead of asking people to file more, the work they already skip.</w:t>
+        <w:t>Six of nine interviewees could not find saved posts, so I put search inside Saved instead of asking people to file more, the work they already skip.</w:t>
       </w:r>
     </w:p>
     <w:p>

--- a/public/resume/igor-kupchinenko-product-designer-resume.docx
+++ b/public/resume/igor-kupchinenko-product-designer-resume.docx
@@ -164,7 +164,7 @@
       <w:r>
         <w:t>•</w:t>
         <w:tab/>
-        <w:t>As the only designer and engineer, owned ordering end to end and worked directly with the business. Public reviews doubted both the app and whether the food was worth its price.</w:t>
+        <w:t>As the only designer and engineer, owned ordering end to end and worked directly with the business. Reviews doubted the app and the food’s value, so I analysed about 150 of them and watched and interviewed 10 people ordering at work to see where they hesitated.</w:t>
       </w:r>
     </w:p>
     <w:p>
@@ -176,7 +176,7 @@
       <w:r>
         <w:t>•</w:t>
         <w:tab/>
-        <w:t>Cut reordering a usual meal from 60 s to 5 s with one-tap repeats from order history, after review analysis and observation showed people rebuilding orders dish by dish. In a comparative usability test with 10 colleagues, success rose from 2 to 10 of 10 and ease from 3 to 6 of 7.</w:t>
+        <w:t>Cut reordering a usual meal from 60 s to 5 s with one-tap repeats from order history, with notices for changed prices and sold-out dishes. In a comparative usability test with 10 colleagues, success rose from 2 to 10 of 10 and ease from 3 to 6 of 7.</w:t>
       </w:r>
     </w:p>
     <w:p>
@@ -200,7 +200,7 @@
       <w:r>
         <w:t>•</w:t>
         <w:tab/>
-        <w:t>Rebuilt separate iOS and Android apps as one Flutter app in 11 months, with no handoff: menu, basket, payment with 3DS, maps and tracking, loyalty. The store rating rose from 3.1 to 3.7, and new reviews praised the app.</w:t>
+        <w:t>Rebuilt separate iOS and Android apps as one Flutter app in 11 months, with no handoff, on a design system I built with light and dark themes: menu, basket, 3DS payment, maps, tracking, loyalty. The store rating rose from 3.1 to 3.7, and new reviews praised the app.</w:t>
       </w:r>
     </w:p>
     <w:p>
@@ -305,7 +305,7 @@
       <w:r>
         <w:t>•</w:t>
         <w:tab/>
-        <w:t>Grouped processes under their app, so Brave Browser reads as 1 row instead of 17. All five interviews started from an app, never from a process.</w:t>
+        <w:t>Five customer-development interviews showed the problem was worth solving. All started from an app, never a process, so I grouped processes by app: Brave Browser reads as 1 row, not 17.</w:t>
       </w:r>
     </w:p>
     <w:p>
@@ -435,7 +435,7 @@
       <w:r>
         <w:t>•</w:t>
         <w:tab/>
-        <w:t>Six of nine interviewees could not find saved posts, so I put search inside Saved instead of asking people to file more, the work they already skip.</w:t>
+        <w:t>Nine interviews and a journey map: six people could not find saved posts, seven moved anything important to Notes, Notion or Maps, and five had given up on filing. So search inside Saved came first, ahead of more organising.</w:t>
       </w:r>
     </w:p>
     <w:p>
@@ -495,7 +495,7 @@
     </w:p>
     <w:p>
       <w:r>
-        <w:t>Research: user interviews, customer development, contextual inquiry, comparative usability testing, review analysis, playtesting, synthesis, competitor analysis, CJM, JTBD.</w:t>
+        <w:t>Research: user interviews, customer development, contextual inquiry, comparative usability testing, review analysis, playtesting, job stories (JTBD), customer journey maps, competitor analysis, synthesis.</w:t>
         <w:br/>
         <w:t>Design: UX/UI, information architecture, user flows, wireframes, interaction design, prototyping, design systems, game loops and progression, motion. Figma, Material Design, Apple HIG.</w:t>
         <w:br/>

--- a/public/resume/igor-kupchinenko-product-designer-resume.docx
+++ b/public/resume/igor-kupchinenko-product-designer-resume.docx
@@ -15,7 +15,7 @@
         <w:pStyle w:val="Subtitle"/>
       </w:pPr>
       <w:r>
-        <w:t>JUNIOR PRODUCT DESIGNER · CONSUMER APPS · RESEARCH AND INTERACTION DESIGN</w:t>
+        <w:t>JUNIOR PRODUCT DESIGNER (UX/UI) · CONSUMER APPS · USER RESEARCH</w:t>
       </w:r>
     </w:p>
     <w:p>
@@ -135,7 +135,7 @@
           <w:rPr>
             <w:rFonts w:ascii="Arial" w:hAnsi="Arial" w:cs="Arial"/>
             <w:color w:val="222222"/>
-            <w:sz w:val="21"/>
+            <w:sz w:val="20"/>
             <w:u w:val="single"/>
             <w:b/>
           </w:rPr>
@@ -150,7 +150,7 @@
       </w:pPr>
       <w:r>
         <w:rPr>
-          <w:sz w:val="19"/>
+          <w:sz w:val="18"/>
         </w:rPr>
         <w:t>Product Designer / Mobile Engineer, food delivery app | Aug 2023 - Jul 2024</w:t>
       </w:r>
@@ -164,7 +164,7 @@
       <w:r>
         <w:t>•</w:t>
         <w:tab/>
-        <w:t>As the only designer and engineer, owned ordering end to end and worked directly with the business. Reviews doubted the app and the food’s value, so I analysed about 150 of them and watched and interviewed 10 people ordering at work to see where they hesitated.</w:t>
+        <w:t>As the only designer and engineer, owned ordering end to end and worked directly with business stakeholders. Reviews doubted the app and the food’s value, so I analysed about 150 of them and watched and interviewed 10 people ordering at work to see where they hesitated.</w:t>
       </w:r>
     </w:p>
     <w:p>
@@ -200,7 +200,7 @@
       <w:r>
         <w:t>•</w:t>
         <w:tab/>
-        <w:t>Rebuilt separate iOS and Android apps as one Flutter app in 11 months, with no handoff, on a design system I built with light and dark themes: menu, basket, 3DS payment, maps, tracking, loyalty. The store rating rose from 3.1 to 3.7, and new reviews praised the app.</w:t>
+        <w:t>Designed every screen in Figma (auto layout, components, variants, variables, prototypes) on a design system with light and dark themes, then rebuilt iOS and Android as one Flutter app on it in 11 months, with no handoff: menu, basket, 3DS payment, maps, tracking, loyalty. Store rating rose 3.1 to 3.7; new reviews praised it.</w:t>
       </w:r>
     </w:p>
     <w:p>
@@ -218,7 +218,7 @@
       </w:pPr>
       <w:r>
         <w:rPr>
-          <w:sz w:val="19"/>
+          <w:sz w:val="18"/>
         </w:rPr>
         <w:t>Game Designer / Prototype Developer, casual and hyper-casual mobile games | Apr 2023 - Aug 2023</w:t>
       </w:r>
@@ -238,25 +238,13 @@
     <w:p>
       <w:pPr>
         <w:pStyle w:val="ListBullet"/>
-        <w:keepNext/>
-        <w:keepLines/>
-      </w:pPr>
-      <w:r>
-        <w:t>•</w:t>
-        <w:tab/>
-        <w:t>Shaped strategy through constraints: obstacles and limits that make players choose between approaches.</w:t>
-      </w:r>
-    </w:p>
-    <w:p>
-      <w:pPr>
-        <w:pStyle w:val="ListBullet"/>
         <w:keepNext w:val="0"/>
         <w:keepLines/>
       </w:pPr>
       <w:r>
         <w:t>•</w:t>
         <w:tab/>
-        <w:t>Playtested every build: 2 to 5 minute sessions, day-1 retention of 27-30% and day-7 of 4-10%. 2 of 7 prototypes were greenlit.</w:t>
+        <w:t>Playtested every build: 2-5 minute sessions, day-1 retention 27-30%, day-7 4-10%. 2 of 7 prototypes were greenlit.</w:t>
       </w:r>
     </w:p>
     <w:p>
@@ -276,7 +264,7 @@
           <w:rPr>
             <w:rFonts w:ascii="Arial" w:hAnsi="Arial" w:cs="Arial"/>
             <w:color w:val="222222"/>
-            <w:sz w:val="21"/>
+            <w:sz w:val="20"/>
             <w:u w:val="single"/>
             <w:b/>
           </w:rPr>
@@ -291,7 +279,7 @@
       </w:pPr>
       <w:r>
         <w:rPr>
-          <w:sz w:val="19"/>
+          <w:sz w:val="18"/>
         </w:rPr>
         <w:t>Personal macOS app, built with AI coding agents from my specs, released on GitHub | Jul - Aug 2026</w:t>
       </w:r>
@@ -317,7 +305,7 @@
       <w:r>
         <w:t>•</w:t>
         <w:tab/>
-        <w:t>Cut top-level sections from 3 to 2 by moving results to where a test ends, and started test setup from the app instead of the recording mode.</w:t>
+        <w:t>Cut top-level sections from 3 to 2 by moving results to where a test ends, and started test setup from the app, not the recording mode.</w:t>
       </w:r>
     </w:p>
     <w:p>
@@ -341,7 +329,7 @@
           <w:rPr>
             <w:rFonts w:ascii="Arial" w:hAnsi="Arial" w:cs="Arial"/>
             <w:color w:val="222222"/>
-            <w:sz w:val="21"/>
+            <w:sz w:val="20"/>
             <w:u w:val="single"/>
             <w:b/>
           </w:rPr>
@@ -356,7 +344,7 @@
       </w:pPr>
       <w:r>
         <w:rPr>
-          <w:sz w:val="19"/>
+          <w:sz w:val="18"/>
         </w:rPr>
         <w:t>Telegram product for learning Chinese, built on a university diploma’s research | 2024</w:t>
       </w:r>
@@ -382,7 +370,7 @@
       <w:r>
         <w:t>•</w:t>
         <w:tab/>
-        <w:t>One saved list feeds flashcards, notebook sheets and handwriting. Flashcards unlock at five words, so every quiz has real wrong answers.</w:t>
+        <w:t>One saved list feeds flashcards, notebook sheets and handwriting. Flashcards unlock at five words, so quizzes have real wrong answers.</w:t>
       </w:r>
     </w:p>
     <w:p>
@@ -406,7 +394,7 @@
           <w:rPr>
             <w:rFonts w:ascii="Arial" w:hAnsi="Arial" w:cs="Arial"/>
             <w:color w:val="222222"/>
-            <w:sz w:val="21"/>
+            <w:sz w:val="20"/>
             <w:u w:val="single"/>
             <w:b/>
           </w:rPr>
@@ -421,7 +409,7 @@
       </w:pPr>
       <w:r>
         <w:rPr>
-          <w:sz w:val="19"/>
+          <w:sz w:val="18"/>
         </w:rPr>
         <w:t>Independent concept, coded prototype | 2026</w:t>
       </w:r>
@@ -435,7 +423,7 @@
       <w:r>
         <w:t>•</w:t>
         <w:tab/>
-        <w:t>Nine interviews and a journey map: six people could not find saved posts, seven moved anything important to Notes, Notion or Maps, and five had given up on filing. So search inside Saved came first, ahead of more organising.</w:t>
+        <w:t>Nine interviews and a journey map: six people could not find saved posts, seven moved anything important to Notes, Notion or Maps, and five had given up on filing. So search in Saved came before more organising.</w:t>
       </w:r>
     </w:p>
     <w:p>
@@ -469,7 +457,7 @@
         <w:rPr>
           <w:rFonts w:ascii="Arial" w:hAnsi="Arial" w:cs="Arial"/>
           <w:b w:val="0"/>
-          <w:sz w:val="19"/>
+          <w:sz w:val="18"/>
         </w:rPr>
         <w:t xml:space="preserve">  |  Software Developer, contract | Jul 2024 - Dec 2025</w:t>
       </w:r>
@@ -482,7 +470,7 @@
       <w:r>
         <w:t>•</w:t>
         <w:tab/>
-        <w:t>Built payment and order-processing services. Cut PDF receipt processing from 6-10 s to 650 ms by extracting text directly, keeping OCR for images.</w:t>
+        <w:t>Built payment and order services; cut PDF receipt processing from 6-10 s to 650 ms.</w:t>
       </w:r>
     </w:p>
     <w:p>
@@ -497,9 +485,9 @@
       <w:r>
         <w:t>Research: user interviews, customer development, contextual inquiry, comparative usability testing, review analysis, playtesting, job stories (JTBD), customer journey maps, competitor analysis, synthesis.</w:t>
         <w:br/>
-        <w:t>Design: UX/UI, information architecture, user flows, wireframes, interaction design, prototyping, design systems, game loops and progression, motion. Figma, Material Design, Apple HIG.</w:t>
+        <w:t>Design: UX/UI, information architecture, user flows, wireframes, interaction design, high-fidelity mockups, prototyping, design systems, mobile design (iOS, Android), motion. Figma, FigJam, Material Design, Apple HIG.</w:t>
         <w:br/>
-        <w:t>AI and code: AI-assisted features (suggestions, semantic search); building with AI coding agents (Claude Code, Codex). React, Flutter, HTML/CSS/JS, SwiftUI; Go, Python.</w:t>
+        <w:t>AI and code: semantic search, AI suggestions, Claude Code, Codex; React, Flutter, HTML/CSS/JS, SwiftUI.</w:t>
       </w:r>
     </w:p>
     <w:p>
@@ -517,7 +505,7 @@
     </w:p>
     <w:sectPr>
       <w:pgSz w:w="11906" w:h="16838"/>
-      <w:pgMar w:top="624" w:right="907" w:bottom="624" w:left="907" w:header="720" w:footer="720" w:gutter="0"/>
+      <w:pgMar w:top="567" w:right="794" w:bottom="567" w:left="794" w:header="720" w:footer="720" w:gutter="0"/>
       <w:cols w:space="720"/>
       <w:docGrid w:linePitch="360"/>
     </w:sectPr>
@@ -889,12 +877,12 @@
     <w:qFormat/>
     <w:rsid w:val="00FC693F"/>
     <w:pPr>
-      <w:spacing w:line="250" w:lineRule="auto" w:after="60"/>
+      <w:spacing w:line="240" w:lineRule="auto" w:after="40"/>
     </w:pPr>
     <w:rPr>
       <w:rFonts w:ascii="Arial" w:hAnsi="Arial"/>
       <w:color w:val="222222"/>
-      <w:sz w:val="21"/>
+      <w:sz w:val="20"/>
     </w:rPr>
   </w:style>
   <w:style w:type="paragraph" w:styleId="Header">
@@ -952,7 +940,7 @@
     <w:pPr>
       <w:keepNext/>
       <w:keepLines/>
-      <w:spacing w:before="80" w:after="40"/>
+      <w:spacing w:before="60" w:after="40"/>
       <w:outlineLvl w:val="0"/>
     </w:pPr>
     <w:rPr>
@@ -960,7 +948,7 @@
       <w:b/>
       <w:bCs/>
       <w:color w:val="000000"/>
-      <w:sz w:val="21"/>
+      <w:sz w:val="20"/>
       <w:szCs w:val="28"/>
     </w:rPr>
   </w:style>
@@ -976,7 +964,7 @@
     <w:pPr>
       <w:keepNext/>
       <w:keepLines/>
-      <w:spacing w:before="80" w:after="20"/>
+      <w:spacing w:before="40" w:after="20"/>
       <w:outlineLvl w:val="1"/>
     </w:pPr>
     <w:rPr>
@@ -984,7 +972,7 @@
       <w:b/>
       <w:bCs/>
       <w:color w:val="000000"/>
-      <w:sz w:val="21"/>
+      <w:sz w:val="20"/>
       <w:szCs w:val="26"/>
     </w:rPr>
   </w:style>
@@ -1287,7 +1275,7 @@
       <w:iCs/>
       <w:color w:val="000000"/>
       <w:spacing w:val="15"/>
-      <w:sz w:val="20"/>
+      <w:sz w:val="19"/>
       <w:szCs w:val="24"/>
     </w:rPr>
   </w:style>
@@ -1423,14 +1411,14 @@
       <w:tabs>
         <w:tab w:pos="170" w:val="left"/>
       </w:tabs>
-      <w:spacing w:after="40"/>
+      <w:spacing w:after="30"/>
       <w:ind w:left="170" w:hanging="170"/>
       <w:contextualSpacing/>
     </w:pPr>
     <w:rPr>
       <w:rFonts w:ascii="Arial" w:hAnsi="Arial" w:cs="Arial" w:eastAsia="Arial"/>
       <w:color w:val="000000"/>
-      <w:sz w:val="21"/>
+      <w:sz w:val="20"/>
     </w:rPr>
   </w:style>
   <w:style w:type="paragraph" w:styleId="ListBullet2">
